--- a/public/Assets/Cases/Unload_Malware/AhmedEmad_Unload_Malware_Report.docx
+++ b/public/Assets/Cases/Unload_Malware/AhmedEmad_Unload_Malware_Report.docx
@@ -101,8 +101,8 @@
                                     <w:rPr>
                                       <w:b/>
                                       <w:bCs/>
-                                      <w:sz w:val="44"/>
-                                      <w:szCs w:val="44"/>
+                                      <w:sz w:val="40"/>
+                                      <w:szCs w:val="40"/>
                                       <w:lang w:bidi="ar-EG"/>
                                     </w:rPr>
                                     <w:alias w:val="Title"/>
@@ -127,11 +127,11 @@
                                         <w:rPr>
                                           <w:b/>
                                           <w:bCs/>
-                                          <w:sz w:val="44"/>
-                                          <w:szCs w:val="44"/>
+                                          <w:sz w:val="40"/>
+                                          <w:szCs w:val="40"/>
                                           <w:lang w:bidi="ar-EG"/>
                                         </w:rPr>
-                                        <w:t xml:space="preserve">Comprehensive Malware Static Analysis </w:t>
+                                        <w:t>Comprehensive Unload.dll Malware Analysis</w:t>
                                       </w:r>
                                     </w:p>
                                   </w:sdtContent>
@@ -496,8 +496,8 @@
                               <w:rPr>
                                 <w:b/>
                                 <w:bCs/>
-                                <w:sz w:val="44"/>
-                                <w:szCs w:val="44"/>
+                                <w:sz w:val="40"/>
+                                <w:szCs w:val="40"/>
                                 <w:lang w:bidi="ar-EG"/>
                               </w:rPr>
                               <w:alias w:val="Title"/>
@@ -522,11 +522,11 @@
                                   <w:rPr>
                                     <w:b/>
                                     <w:bCs/>
-                                    <w:sz w:val="44"/>
-                                    <w:szCs w:val="44"/>
+                                    <w:sz w:val="40"/>
+                                    <w:szCs w:val="40"/>
                                     <w:lang w:bidi="ar-EG"/>
                                   </w:rPr>
-                                  <w:t xml:space="preserve">Comprehensive Malware Static Analysis </w:t>
+                                  <w:t>Comprehensive Unload.dll Malware Analysis</w:t>
                                 </w:r>
                               </w:p>
                             </w:sdtContent>
@@ -816,7 +816,7 @@
         </w:rPr>
         <w:lastRenderedPageBreak/>
         <w:pict w14:anchorId="4D17BC50">
-          <v:rect id="_x0000_i1531" style="width:0;height:1.5pt" o:hralign="center" o:hrstd="t" o:hr="t" fillcolor="#a0a0a0" stroked="f"/>
+          <v:rect id="_x0000_i1025" style="width:0;height:1.5pt" o:hralign="center" o:hrstd="t" o:hr="t" fillcolor="#a0a0a0" stroked="f"/>
         </w:pict>
       </w:r>
     </w:p>
@@ -1075,7 +1075,7 @@
           <w:lang w:bidi="ar-EG"/>
         </w:rPr>
         <w:pict w14:anchorId="22A0376F">
-          <v:rect id="_x0000_i1532" style="width:0;height:1.5pt" o:hralign="center" o:hrstd="t" o:hr="t" fillcolor="#a0a0a0" stroked="f"/>
+          <v:rect id="_x0000_i1026" style="width:0;height:1.5pt" o:hralign="center" o:hrstd="t" o:hr="t" fillcolor="#a0a0a0" stroked="f"/>
         </w:pict>
       </w:r>
     </w:p>
@@ -1888,7 +1888,7 @@
           <w:lang w:bidi="ar-EG"/>
         </w:rPr>
         <w:pict w14:anchorId="777B6627">
-          <v:rect id="_x0000_i1533" style="width:0;height:1.5pt" o:hralign="center" o:hrstd="t" o:hr="t" fillcolor="#a0a0a0" stroked="f"/>
+          <v:rect id="_x0000_i1027" style="width:0;height:1.5pt" o:hralign="center" o:hrstd="t" o:hr="t" fillcolor="#a0a0a0" stroked="f"/>
         </w:pict>
       </w:r>
     </w:p>
@@ -3513,7 +3513,7 @@
           <w:lang w:bidi="ar-EG"/>
         </w:rPr>
         <w:pict w14:anchorId="540AD549">
-          <v:rect id="_x0000_i1534" style="width:0;height:1.5pt" o:hralign="center" o:hrstd="t" o:hr="t" fillcolor="#a0a0a0" stroked="f"/>
+          <v:rect id="_x0000_i1028" style="width:0;height:1.5pt" o:hralign="center" o:hrstd="t" o:hr="t" fillcolor="#a0a0a0" stroked="f"/>
         </w:pict>
       </w:r>
     </w:p>
@@ -3859,7 +3859,7 @@
           <w:lang w:bidi="ar-EG"/>
         </w:rPr>
         <w:pict w14:anchorId="3EA539BF">
-          <v:rect id="_x0000_i1535" style="width:0;height:1.5pt" o:hralign="center" o:hrstd="t" o:hr="t" fillcolor="#a0a0a0" stroked="f"/>
+          <v:rect id="_x0000_i1029" style="width:0;height:1.5pt" o:hralign="center" o:hrstd="t" o:hr="t" fillcolor="#a0a0a0" stroked="f"/>
         </w:pict>
       </w:r>
     </w:p>
@@ -4088,7 +4088,7 @@
           <w:lang w:bidi="ar-EG"/>
         </w:rPr>
         <w:pict w14:anchorId="63A52143">
-          <v:rect id="_x0000_i1536" style="width:0;height:1.5pt" o:hralign="center" o:hrstd="t" o:hr="t" fillcolor="#a0a0a0" stroked="f"/>
+          <v:rect id="_x0000_i1030" style="width:0;height:1.5pt" o:hralign="center" o:hrstd="t" o:hr="t" fillcolor="#a0a0a0" stroked="f"/>
         </w:pict>
       </w:r>
     </w:p>
@@ -4306,7 +4306,7 @@
           <w:lang w:bidi="ar-EG"/>
         </w:rPr>
         <w:pict w14:anchorId="50F9EF1D">
-          <v:rect id="_x0000_i1537" style="width:0;height:1.5pt" o:hralign="center" o:hrstd="t" o:hr="t" fillcolor="#a0a0a0" stroked="f"/>
+          <v:rect id="_x0000_i1031" style="width:0;height:1.5pt" o:hralign="center" o:hrstd="t" o:hr="t" fillcolor="#a0a0a0" stroked="f"/>
         </w:pict>
       </w:r>
     </w:p>
@@ -4567,7 +4567,7 @@
           <w:lang w:bidi="ar-EG"/>
         </w:rPr>
         <w:pict w14:anchorId="1F571B55">
-          <v:rect id="_x0000_i1538" style="width:0;height:1.5pt" o:hralign="center" o:hrstd="t" o:hr="t" fillcolor="#a0a0a0" stroked="f"/>
+          <v:rect id="_x0000_i1032" style="width:0;height:1.5pt" o:hralign="center" o:hrstd="t" o:hr="t" fillcolor="#a0a0a0" stroked="f"/>
         </w:pict>
       </w:r>
     </w:p>
@@ -4927,7 +4927,7 @@
           <w:lang w:bidi="ar-EG"/>
         </w:rPr>
         <w:pict w14:anchorId="6BC03FA7">
-          <v:rect id="_x0000_i1539" style="width:0;height:1.5pt" o:hralign="center" o:hrstd="t" o:hr="t" fillcolor="#a0a0a0" stroked="f"/>
+          <v:rect id="_x0000_i1033" style="width:0;height:1.5pt" o:hralign="center" o:hrstd="t" o:hr="t" fillcolor="#a0a0a0" stroked="f"/>
         </w:pict>
       </w:r>
     </w:p>
@@ -5208,7 +5208,7 @@
           <w:lang w:bidi="ar-EG"/>
         </w:rPr>
         <w:pict w14:anchorId="4956D737">
-          <v:rect id="_x0000_i1540" style="width:0;height:1.5pt" o:hralign="center" o:hrstd="t" o:hr="t" fillcolor="#a0a0a0" stroked="f"/>
+          <v:rect id="_x0000_i1034" style="width:0;height:1.5pt" o:hralign="center" o:hrstd="t" o:hr="t" fillcolor="#a0a0a0" stroked="f"/>
         </w:pict>
       </w:r>
     </w:p>
@@ -5440,7 +5440,7 @@
           <w:lang w:bidi="ar-EG"/>
         </w:rPr>
         <w:pict w14:anchorId="238B220A">
-          <v:rect id="_x0000_i1541" style="width:0;height:1.5pt" o:hralign="center" o:hrstd="t" o:hr="t" fillcolor="#a0a0a0" stroked="f"/>
+          <v:rect id="_x0000_i1035" style="width:0;height:1.5pt" o:hralign="center" o:hrstd="t" o:hr="t" fillcolor="#a0a0a0" stroked="f"/>
         </w:pict>
       </w:r>
     </w:p>
@@ -5757,7 +5757,7 @@
           <w:lang w:bidi="ar-EG"/>
         </w:rPr>
         <w:pict w14:anchorId="2BA590EE">
-          <v:rect id="_x0000_i1542" style="width:0;height:1.5pt" o:hralign="center" o:hrstd="t" o:hr="t" fillcolor="#a0a0a0" stroked="f"/>
+          <v:rect id="_x0000_i1036" style="width:0;height:1.5pt" o:hralign="center" o:hrstd="t" o:hr="t" fillcolor="#a0a0a0" stroked="f"/>
         </w:pict>
       </w:r>
     </w:p>
@@ -6006,7 +6006,7 @@
           <w:lang w:bidi="ar-EG"/>
         </w:rPr>
         <w:pict w14:anchorId="09B5D640">
-          <v:rect id="_x0000_i1543" style="width:0;height:1.5pt" o:hralign="center" o:hrstd="t" o:hr="t" fillcolor="#a0a0a0" stroked="f"/>
+          <v:rect id="_x0000_i1037" style="width:0;height:1.5pt" o:hralign="center" o:hrstd="t" o:hr="t" fillcolor="#a0a0a0" stroked="f"/>
         </w:pict>
       </w:r>
     </w:p>
@@ -6172,14 +6172,13 @@
           <w:lang w:bidi="ar-EG"/>
         </w:rPr>
         <w:pict w14:anchorId="1FE91C49">
-          <v:rect id="_x0000_i1544" style="width:0;height:1.5pt" o:hralign="center" o:hrstd="t" o:hr="t" fillcolor="#a0a0a0" stroked="f"/>
+          <v:rect id="_x0000_i1038" style="width:0;height:1.5pt" o:hralign="center" o:hrstd="t" o:hr="t" fillcolor="#a0a0a0" stroked="f"/>
         </w:pict>
       </w:r>
     </w:p>
     <w:p>
       <w:pPr>
         <w:rPr>
-          <w:rFonts w:hint="cs"/>
           <w:lang w:bidi="ar-EG"/>
         </w:rPr>
       </w:pPr>
@@ -9796,6 +9795,7 @@
   <w:style w:type="character" w:default="1" w:styleId="DefaultParagraphFont">
     <w:name w:val="Default Paragraph Font"/>
     <w:uiPriority w:val="1"/>
+    <w:semiHidden/>
     <w:unhideWhenUsed/>
   </w:style>
   <w:style w:type="table" w:default="1" w:styleId="TableNormal">
